--- a/published/ai-organizations/02_collective_intelligence/05_action/lab-protocols/05_action-lab.docx
+++ b/published/ai-organizations/02_collective_intelligence/05_action/lab-protocols/05_action-lab.docx
@@ -4,32 +4,57 @@
   <w:body>
     <w:p>
       <w:r>
-        <w:t>Lab: Exploring Action</w:t>
+        <w:t>Lab: Coordination Mechanism Design</w:t>
       </w:r>
     </w:p>
     <w:p>
       <w:r>
-        <w:t>Objective</w:t>
+        <w:t>Objectives</w:t>
       </w:r>
     </w:p>
     <w:p>
       <w:r>
-        <w:t>Design and simulate a simple agent that demonstrates the principles of Action .</w:t>
+        <w:t>Learning Goal: Analyze your team's coordination mechanisms, identify mismatches with task requirements, and redesign for effectiveness.</w:t>
       </w:r>
     </w:p>
     <w:p>
       <w:r>
-        <w:t>Prerequisites</w:t>
+        <w:t>Part 1: Task Interdependence Analysis (10 min)</w:t>
       </w:r>
     </w:p>
     <w:p>
       <w:r>
-        <w:t>Basic understanding of Python or a relevant simulation tool.  Familiarity with the formal definition of Action.   Steps</w:t>
+        <w:t>Classify your team's key workflows by interdependence level:</w:t>
       </w:r>
     </w:p>
     <w:p>
       <w:r>
-        <w:t>Define the Environment : Create a simple grid world or state space relevant to Organizations.  Define the Agent : Specify the agent's generative model, focusing on Action.  Simulation : Run the agent for 100 timesteps.  Perturbation : Introduce a specific challenge to Action (e.g., increased noise, occlusion).  Analysis : Plot the Free Energy over time. Does the agent successfully adapt?   Discussion Requirements</w:t>
+        <w:t>Workflow  Interdependence Level  Current Coordination Mechanism  Match?       Parallel/Sequential/Reciprocal/Intensive   Y/N                 Write your response here   Part 2: Coordination Overhead Audit (10 min)</w:t>
+      </w:r>
+    </w:p>
+    <w:p>
+      <w:r>
+        <w:t>Activity  Hours/Week  Purpose  Could Be Eliminated/Reduced?      Meeting 1       Meeting 2       Status reporting       Email coordination       Ad-hoc check-ins       Total        What fraction of total work time is spent on coordination? Is this appropriate?</w:t>
+      </w:r>
+    </w:p>
+    <w:p>
+      <w:r>
+        <w:t>Write your response here   Part 3: Implicit vs. Explicit Coordination (10 min)</w:t>
+      </w:r>
+    </w:p>
+    <w:p>
+      <w:r>
+        <w:t>Scenario  Does the team coordinate implicitly (without discussion) or explicitly (through communication)?  Evidence      When a deadline is at risk      When requirements change      When a team member is absent      When priorities conflict       Write your response here   Part 4: Redesign Proposal (20 min)</w:t>
+      </w:r>
+    </w:p>
+    <w:p>
+      <w:r>
+        <w:t>Based on your analysis, propose changes:</w:t>
+      </w:r>
+    </w:p>
+    <w:p>
+      <w:r>
+        <w:t>Add : A coordination mechanism that's missing   Write your response here   Remove : A coordination mechanism that's wasteful   Write your response here   Modify : A mechanism that needs adjustment   Write your response here   Summary</w:t>
       </w:r>
     </w:p>
     <w:sectPr>
